--- a/printables/full-answers/u02-full-answers.docx
+++ b/printables/full-answers/u02-full-answers.docx
@@ -4,7 +4,7 @@
   <w:body>
     <w:p>
       <w:pPr>
-        <w:spacing w:before="0" w:after="40" w:line="269" w:lineRule="auto"/>
+        <w:spacing w:before="0" w:after="20" w:line="252" w:lineRule="auto"/>
         <w:jc w:val="center"/>
       </w:pPr>
       <w:r>
@@ -12,14 +12,14 @@
           <w:rFonts w:ascii="宋体" w:hAnsi="宋体" w:eastAsia="宋体"/>
           <w:b/>
           <w:color w:val="F4A261"/>
-          <w:sz w:val="18"/>
+          <w:sz w:val="16"/>
         </w:rPr>
         <w:t>语文书桌 · 参考答案（做完再看）</w:t>
       </w:r>
     </w:p>
     <w:p>
       <w:pPr>
-        <w:spacing w:before="0" w:after="40" w:line="269" w:lineRule="auto"/>
+        <w:spacing w:before="0" w:after="20" w:line="252" w:lineRule="auto"/>
         <w:jc w:val="center"/>
       </w:pPr>
       <w:r>
@@ -27,14 +27,14 @@
           <w:rFonts w:ascii="黑体" w:hAnsi="黑体" w:eastAsia="黑体"/>
           <w:b/>
           <w:color w:val="E85D04"/>
-          <w:sz w:val="30"/>
+          <w:sz w:val="26"/>
         </w:rPr>
         <w:t>第二单元完整摸底卷 · 参考答案</w:t>
       </w:r>
     </w:p>
     <w:p>
       <w:pPr>
-        <w:spacing w:before="0" w:after="120" w:line="269" w:lineRule="auto"/>
+        <w:spacing w:before="0" w:after="80" w:line="252" w:lineRule="auto"/>
         <w:jc w:val="center"/>
       </w:pPr>
       <w:r>
@@ -42,14 +42,238 @@
           <w:rFonts w:ascii="宋体" w:hAnsi="宋体" w:eastAsia="宋体"/>
           <w:b w:val="0"/>
           <w:color w:val="C2410C"/>
-          <w:sz w:val="20"/>
+          <w:sz w:val="16"/>
         </w:rPr>
-        <w:t>单独答案页 · 可打印 A4　|　先做卷再对答案</w:t>
+        <w:t>单独答案页 · 尽量一页打完　|　先做卷再对答案</w:t>
       </w:r>
     </w:p>
     <w:p>
       <w:pPr>
-        <w:spacing w:before="0" w:after="80" w:line="269" w:lineRule="auto"/>
+        <w:spacing w:before="80" w:after="20" w:line="252" w:lineRule="auto"/>
+      </w:pPr>
+      <w:r>
+        <w:rPr>
+          <w:rFonts w:ascii="宋体" w:hAnsi="宋体" w:eastAsia="宋体"/>
+          <w:b/>
+          <w:color w:val="E85D04"/>
+          <w:sz w:val="20"/>
+        </w:rPr>
+        <w:t>一、看拼音写词语</w:t>
+      </w:r>
+    </w:p>
+    <w:p>
+      <w:pPr>
+        <w:spacing w:before="0" w:after="20" w:line="252" w:lineRule="auto"/>
+      </w:pPr>
+      <w:r>
+        <w:rPr>
+          <w:rFonts w:ascii="宋体" w:hAnsi="宋体" w:eastAsia="宋体"/>
+          <w:b w:val="0"/>
+          <w:color w:val="1C1917"/>
+          <w:sz w:val="19"/>
+        </w:rPr>
+        <w:t>身份；揭晓；注视；的确；证明</w:t>
+      </w:r>
+    </w:p>
+    <w:p>
+      <w:pPr>
+        <w:spacing w:before="80" w:after="20" w:line="252" w:lineRule="auto"/>
+      </w:pPr>
+      <w:r>
+        <w:rPr>
+          <w:rFonts w:ascii="宋体" w:hAnsi="宋体" w:eastAsia="宋体"/>
+          <w:b/>
+          <w:color w:val="E85D04"/>
+          <w:sz w:val="20"/>
+        </w:rPr>
+        <w:t>二、加点字读音</w:t>
+      </w:r>
+    </w:p>
+    <w:p>
+      <w:pPr>
+        <w:spacing w:before="0" w:after="20" w:line="252" w:lineRule="auto"/>
+      </w:pPr>
+      <w:r>
+        <w:rPr>
+          <w:rFonts w:ascii="宋体" w:hAnsi="宋体" w:eastAsia="宋体"/>
+          <w:b w:val="0"/>
+          <w:color w:val="1C1917"/>
+          <w:sz w:val="19"/>
+        </w:rPr>
+        <w:t>qiú；biān；bì；yíng；liù；rāng</w:t>
+      </w:r>
+    </w:p>
+    <w:p>
+      <w:pPr>
+        <w:spacing w:before="80" w:after="20" w:line="252" w:lineRule="auto"/>
+      </w:pPr>
+      <w:r>
+        <w:rPr>
+          <w:rFonts w:ascii="宋体" w:hAnsi="宋体" w:eastAsia="宋体"/>
+          <w:b/>
+          <w:color w:val="E85D04"/>
+          <w:sz w:val="20"/>
+        </w:rPr>
+        <w:t>三、选字组词</w:t>
+      </w:r>
+    </w:p>
+    <w:p>
+      <w:pPr>
+        <w:spacing w:before="0" w:after="20" w:line="252" w:lineRule="auto"/>
+      </w:pPr>
+      <w:r>
+        <w:rPr>
+          <w:rFonts w:ascii="宋体" w:hAnsi="宋体" w:eastAsia="宋体"/>
+          <w:b w:val="0"/>
+          <w:color w:val="1C1917"/>
+          <w:sz w:val="19"/>
+        </w:rPr>
+        <w:t>提纲、井冈山、纲要；泡沫、末尾、飞沫；即使、既然、立即；具体、俱乐部、俱备</w:t>
+      </w:r>
+    </w:p>
+    <w:p>
+      <w:pPr>
+        <w:spacing w:before="80" w:after="20" w:line="252" w:lineRule="auto"/>
+      </w:pPr>
+      <w:r>
+        <w:rPr>
+          <w:rFonts w:ascii="宋体" w:hAnsi="宋体" w:eastAsia="宋体"/>
+          <w:b/>
+          <w:color w:val="E85D04"/>
+          <w:sz w:val="20"/>
+        </w:rPr>
+        <w:t>四、改写</w:t>
+      </w:r>
+    </w:p>
+    <w:p>
+      <w:pPr>
+        <w:spacing w:before="0" w:after="20" w:line="252" w:lineRule="auto"/>
+      </w:pPr>
+      <w:r>
+        <w:rPr>
+          <w:rFonts w:ascii="宋体" w:hAnsi="宋体" w:eastAsia="宋体"/>
+          <w:b w:val="0"/>
+          <w:color w:val="1C1917"/>
+          <w:sz w:val="19"/>
+        </w:rPr>
+        <w:t>1.那盏灯晴天的时候亮着，阴天的时候亮着，雨天的时候也亮着。</w:t>
+      </w:r>
+    </w:p>
+    <w:p>
+      <w:pPr>
+        <w:spacing w:before="0" w:after="20" w:line="252" w:lineRule="auto"/>
+      </w:pPr>
+      <w:r>
+        <w:rPr>
+          <w:rFonts w:ascii="宋体" w:hAnsi="宋体" w:eastAsia="宋体"/>
+          <w:b w:val="0"/>
+          <w:color w:val="1C1917"/>
+          <w:sz w:val="19"/>
+        </w:rPr>
+        <w:t>2.是谁把家里打扫得干干净净呢？当然是妈妈。</w:t>
+      </w:r>
+    </w:p>
+    <w:p>
+      <w:pPr>
+        <w:spacing w:before="80" w:after="20" w:line="252" w:lineRule="auto"/>
+      </w:pPr>
+      <w:r>
+        <w:rPr>
+          <w:rFonts w:ascii="宋体" w:hAnsi="宋体" w:eastAsia="宋体"/>
+          <w:b/>
+          <w:color w:val="E85D04"/>
+          <w:sz w:val="20"/>
+        </w:rPr>
+        <w:t>五、日积月累</w:t>
+      </w:r>
+    </w:p>
+    <w:p>
+      <w:pPr>
+        <w:spacing w:before="0" w:after="20" w:line="252" w:lineRule="auto"/>
+      </w:pPr>
+      <w:r>
+        <w:rPr>
+          <w:rFonts w:ascii="宋体" w:hAnsi="宋体" w:eastAsia="宋体"/>
+          <w:b w:val="0"/>
+          <w:color w:val="1C1917"/>
+          <w:sz w:val="19"/>
+        </w:rPr>
+        <w:t>人非生而知之者；不学不成，不问不知（以教材为准）；博学/审问/慎思/明辨/笃行；不疑人之所疑，而疑人之所不疑</w:t>
+      </w:r>
+    </w:p>
+    <w:p>
+      <w:pPr>
+        <w:spacing w:before="80" w:after="20" w:line="252" w:lineRule="auto"/>
+      </w:pPr>
+      <w:r>
+        <w:rPr>
+          <w:rFonts w:ascii="宋体" w:hAnsi="宋体" w:eastAsia="宋体"/>
+          <w:b/>
+          <w:color w:val="E85D04"/>
+          <w:sz w:val="20"/>
+        </w:rPr>
+        <w:t>六、阅读</w:t>
+      </w:r>
+    </w:p>
+    <w:p>
+      <w:pPr>
+        <w:spacing w:before="0" w:after="20" w:line="252" w:lineRule="auto"/>
+      </w:pPr>
+      <w:r>
+        <w:rPr>
+          <w:rFonts w:ascii="宋体" w:hAnsi="宋体" w:eastAsia="宋体"/>
+          <w:b w:val="0"/>
+          <w:color w:val="1C1917"/>
+          <w:sz w:val="19"/>
+        </w:rPr>
+        <w:t>（一）笼罩：像笼子罩住/乌云遮盖；画形成过程句；分类提问即可</w:t>
+      </w:r>
+    </w:p>
+    <w:p>
+      <w:pPr>
+        <w:spacing w:before="0" w:after="20" w:line="252" w:lineRule="auto"/>
+      </w:pPr>
+      <w:r>
+        <w:rPr>
+          <w:rFonts w:ascii="宋体" w:hAnsi="宋体" w:eastAsia="宋体"/>
+          <w:b w:val="0"/>
+          <w:color w:val="1C1917"/>
+          <w:sz w:val="19"/>
+        </w:rPr>
+        <w:t>（二）画掉：托管、嘱托、预备（留：接替、嘱咐、预先）；口若悬河；无计可施；纸上谈兵；印象言之有理即可</w:t>
+      </w:r>
+    </w:p>
+    <w:p>
+      <w:pPr>
+        <w:spacing w:before="80" w:after="20" w:line="252" w:lineRule="auto"/>
+      </w:pPr>
+      <w:r>
+        <w:rPr>
+          <w:rFonts w:ascii="宋体" w:hAnsi="宋体" w:eastAsia="宋体"/>
+          <w:b/>
+          <w:color w:val="E85D04"/>
+          <w:sz w:val="20"/>
+        </w:rPr>
+        <w:t>七、习作</w:t>
+      </w:r>
+    </w:p>
+    <w:p>
+      <w:pPr>
+        <w:spacing w:before="0" w:after="20" w:line="252" w:lineRule="auto"/>
+      </w:pPr>
+      <w:r>
+        <w:rPr>
+          <w:rFonts w:ascii="宋体" w:hAnsi="宋体" w:eastAsia="宋体"/>
+          <w:b w:val="0"/>
+          <w:color w:val="1C1917"/>
+          <w:sz w:val="19"/>
+        </w:rPr>
+        <w:t>略（事例具体，写出人物特点）</w:t>
+      </w:r>
+    </w:p>
+    <w:p>
+      <w:pPr>
+        <w:spacing w:before="120" w:after="40" w:line="252" w:lineRule="auto"/>
       </w:pPr>
       <w:r>
         <w:rPr>
@@ -58,460 +282,12 @@
           <w:color w:val="C2410C"/>
           <w:sz w:val="18"/>
         </w:rPr>
-        <w:t>对应：`printables/full/u02-四上第二单元练习.docx` / `.pdf`</w:t>
-      </w:r>
-    </w:p>
-    <w:p>
-      <w:pPr>
-        <w:spacing w:before="160" w:after="80" w:line="269" w:lineRule="auto"/>
-      </w:pPr>
-      <w:r>
-        <w:rPr>
-          <w:rFonts w:ascii="宋体" w:hAnsi="宋体" w:eastAsia="宋体"/>
-          <w:b/>
-          <w:color w:val="E85D04"/>
-          <w:sz w:val="24"/>
-        </w:rPr>
-        <w:t>一、看拼音，写词语</w:t>
-      </w:r>
-    </w:p>
-    <w:p>
-      <w:pPr>
-        <w:spacing w:before="0" w:after="60" w:line="269" w:lineRule="auto"/>
-      </w:pPr>
-      <w:r>
-        <w:rPr>
-          <w:rFonts w:ascii="宋体" w:hAnsi="宋体" w:eastAsia="宋体"/>
-          <w:b w:val="0"/>
-          <w:color w:val="1C1917"/>
-          <w:sz w:val="22"/>
-        </w:rPr>
-        <w:t>身份；揭晓；注视；的确；证明</w:t>
-      </w:r>
-    </w:p>
-    <w:p>
-      <w:pPr>
-        <w:spacing w:before="160" w:after="80" w:line="269" w:lineRule="auto"/>
-      </w:pPr>
-      <w:r>
-        <w:rPr>
-          <w:rFonts w:ascii="宋体" w:hAnsi="宋体" w:eastAsia="宋体"/>
-          <w:b/>
-          <w:color w:val="E85D04"/>
-          <w:sz w:val="24"/>
-        </w:rPr>
-        <w:t>二、加点字读音（画√）</w:t>
-      </w:r>
-    </w:p>
-    <w:p>
-      <w:pPr>
-        <w:spacing w:before="0" w:after="60" w:line="269" w:lineRule="auto"/>
-      </w:pPr>
-      <w:r>
-        <w:rPr>
-          <w:rFonts w:ascii="宋体" w:hAnsi="宋体" w:eastAsia="宋体"/>
-          <w:b w:val="0"/>
-          <w:color w:val="1C1917"/>
-          <w:sz w:val="22"/>
-        </w:rPr>
-        <w:t>qiú；biān；bì；yíng；liù；rāng</w:t>
-      </w:r>
-    </w:p>
-    <w:p>
-      <w:pPr>
-        <w:spacing w:before="160" w:after="80" w:line="269" w:lineRule="auto"/>
-      </w:pPr>
-      <w:r>
-        <w:rPr>
-          <w:rFonts w:ascii="宋体" w:hAnsi="宋体" w:eastAsia="宋体"/>
-          <w:b/>
-          <w:color w:val="E85D04"/>
-          <w:sz w:val="24"/>
-        </w:rPr>
-        <w:t>三、选字组词</w:t>
-      </w:r>
-    </w:p>
-    <w:p>
-      <w:pPr>
-        <w:spacing w:before="0" w:after="60" w:line="269" w:lineRule="auto"/>
-      </w:pPr>
-      <w:r>
-        <w:rPr>
-          <w:rFonts w:ascii="宋体" w:hAnsi="宋体" w:eastAsia="宋体"/>
-          <w:b w:val="0"/>
-          <w:color w:val="1C1917"/>
-          <w:sz w:val="22"/>
-        </w:rPr>
-        <w:t>- 纲 / 冈：提（纲）、井（冈）山、（纲）要</w:t>
-      </w:r>
-    </w:p>
-    <w:p>
-      <w:pPr>
-        <w:spacing w:before="0" w:after="60" w:line="269" w:lineRule="auto"/>
-      </w:pPr>
-      <w:r>
-        <w:rPr>
-          <w:rFonts w:ascii="宋体" w:hAnsi="宋体" w:eastAsia="宋体"/>
-          <w:b w:val="0"/>
-          <w:color w:val="1C1917"/>
-          <w:sz w:val="22"/>
-        </w:rPr>
-        <w:t>- 末 / 沫：泡（沫）、（末）尾、飞（沫）</w:t>
-      </w:r>
-    </w:p>
-    <w:p>
-      <w:pPr>
-        <w:spacing w:before="0" w:after="60" w:line="269" w:lineRule="auto"/>
-      </w:pPr>
-      <w:r>
-        <w:rPr>
-          <w:rFonts w:ascii="宋体" w:hAnsi="宋体" w:eastAsia="宋体"/>
-          <w:b w:val="0"/>
-          <w:color w:val="1C1917"/>
-          <w:sz w:val="22"/>
-        </w:rPr>
-        <w:t>- 即 / 既：（即）使、（既）然、立（即）</w:t>
-      </w:r>
-    </w:p>
-    <w:p>
-      <w:pPr>
-        <w:spacing w:before="0" w:after="60" w:line="269" w:lineRule="auto"/>
-      </w:pPr>
-      <w:r>
-        <w:rPr>
-          <w:rFonts w:ascii="宋体" w:hAnsi="宋体" w:eastAsia="宋体"/>
-          <w:b w:val="0"/>
-          <w:color w:val="1C1917"/>
-          <w:sz w:val="22"/>
-        </w:rPr>
-        <w:t>- 具 / 俱：（具）体、（俱）乐部、万事（俱）备</w:t>
-      </w:r>
-    </w:p>
-    <w:p>
-      <w:pPr>
-        <w:spacing w:before="160" w:after="80" w:line="269" w:lineRule="auto"/>
-      </w:pPr>
-      <w:r>
-        <w:rPr>
-          <w:rFonts w:ascii="宋体" w:hAnsi="宋体" w:eastAsia="宋体"/>
-          <w:b/>
-          <w:color w:val="E85D04"/>
-          <w:sz w:val="24"/>
-        </w:rPr>
-        <w:t>四、改写句子</w:t>
-      </w:r>
-    </w:p>
-    <w:p>
-      <w:pPr>
-        <w:spacing w:before="0" w:after="60" w:line="269" w:lineRule="auto"/>
-      </w:pPr>
-      <w:r>
-        <w:rPr>
-          <w:rFonts w:ascii="宋体" w:hAnsi="宋体" w:eastAsia="宋体"/>
-          <w:b w:val="0"/>
-          <w:color w:val="1C1917"/>
-          <w:sz w:val="22"/>
-        </w:rPr>
-        <w:t>1. 那盏灯晴天的时候亮着，阴天的时候亮着，雨天的时候也亮着。</w:t>
-      </w:r>
-    </w:p>
-    <w:p>
-      <w:pPr>
-        <w:spacing w:before="0" w:after="60" w:line="269" w:lineRule="auto"/>
-      </w:pPr>
-      <w:r>
-        <w:rPr>
-          <w:rFonts w:ascii="宋体" w:hAnsi="宋体" w:eastAsia="宋体"/>
-          <w:b w:val="0"/>
-          <w:color w:val="1C1917"/>
-          <w:sz w:val="22"/>
-        </w:rPr>
-        <w:t>2. 是谁把家里打扫得干干净净呢？当然是妈妈。</w:t>
-      </w:r>
-    </w:p>
-    <w:p>
-      <w:pPr>
-        <w:spacing w:before="160" w:after="80" w:line="269" w:lineRule="auto"/>
-      </w:pPr>
-      <w:r>
-        <w:rPr>
-          <w:rFonts w:ascii="宋体" w:hAnsi="宋体" w:eastAsia="宋体"/>
-          <w:b/>
-          <w:color w:val="E85D04"/>
-          <w:sz w:val="24"/>
-        </w:rPr>
-        <w:t>五、日积月累填空</w:t>
-      </w:r>
-    </w:p>
-    <w:p>
-      <w:pPr>
-        <w:spacing w:before="0" w:after="60" w:line="269" w:lineRule="auto"/>
-      </w:pPr>
-      <w:r>
-        <w:rPr>
-          <w:rFonts w:ascii="宋体" w:hAnsi="宋体" w:eastAsia="宋体"/>
-          <w:b w:val="0"/>
-          <w:color w:val="1C1917"/>
-          <w:sz w:val="22"/>
-        </w:rPr>
-        <w:t>- 人非生而知之者</w:t>
-      </w:r>
-    </w:p>
-    <w:p>
-      <w:pPr>
-        <w:spacing w:before="0" w:after="60" w:line="269" w:lineRule="auto"/>
-      </w:pPr>
-      <w:r>
-        <w:rPr>
-          <w:rFonts w:ascii="宋体" w:hAnsi="宋体" w:eastAsia="宋体"/>
-          <w:b w:val="0"/>
-          <w:color w:val="1C1917"/>
-          <w:sz w:val="22"/>
-        </w:rPr>
-        <w:t>- 不学不成，不问不知（或教材原文：不学自知，不问自晓——以课本为准）</w:t>
-      </w:r>
-    </w:p>
-    <w:p>
-      <w:pPr>
-        <w:spacing w:before="0" w:after="60" w:line="269" w:lineRule="auto"/>
-      </w:pPr>
-      <w:r>
-        <w:rPr>
-          <w:rFonts w:ascii="宋体" w:hAnsi="宋体" w:eastAsia="宋体"/>
-          <w:b w:val="0"/>
-          <w:color w:val="1C1917"/>
-          <w:sz w:val="22"/>
-        </w:rPr>
-        <w:t>- 博学之，审问之，慎思之，明辨之，笃行之</w:t>
-      </w:r>
-    </w:p>
-    <w:p>
-      <w:pPr>
-        <w:spacing w:before="0" w:after="60" w:line="269" w:lineRule="auto"/>
-      </w:pPr>
-      <w:r>
-        <w:rPr>
-          <w:rFonts w:ascii="宋体" w:hAnsi="宋体" w:eastAsia="宋体"/>
-          <w:b w:val="0"/>
-          <w:color w:val="1C1917"/>
-          <w:sz w:val="22"/>
-        </w:rPr>
-        <w:t>- 善疑者，不疑人之所疑，而疑人之所不疑</w:t>
-      </w:r>
-    </w:p>
-    <w:p>
-      <w:pPr>
-        <w:spacing w:before="0" w:after="80" w:line="269" w:lineRule="auto"/>
-      </w:pPr>
-      <w:r>
-        <w:rPr>
-          <w:rFonts w:ascii="宋体" w:hAnsi="宋体" w:eastAsia="宋体"/>
-          <w:b w:val="0"/>
-          <w:color w:val="C2410C"/>
-          <w:sz w:val="18"/>
-        </w:rPr>
-        <w:t>王充原句在不同教辅略有出入，批改时以统编教材「语文园地」原文为准。</w:t>
-      </w:r>
-    </w:p>
-    <w:p>
-      <w:pPr>
-        <w:spacing w:before="160" w:after="80" w:line="269" w:lineRule="auto"/>
-      </w:pPr>
-      <w:r>
-        <w:rPr>
-          <w:rFonts w:ascii="宋体" w:hAnsi="宋体" w:eastAsia="宋体"/>
-          <w:b/>
-          <w:color w:val="E85D04"/>
-          <w:sz w:val="24"/>
-        </w:rPr>
-        <w:t>六、阅读</w:t>
-      </w:r>
-    </w:p>
-    <w:p>
-      <w:pPr>
-        <w:spacing w:before="0" w:after="60" w:line="269" w:lineRule="auto"/>
-      </w:pPr>
-      <w:r>
-        <w:rPr>
-          <w:rFonts w:ascii="宋体" w:hAnsi="宋体" w:eastAsia="宋体"/>
-          <w:b w:val="0"/>
-          <w:color w:val="1C1917"/>
-          <w:sz w:val="22"/>
-        </w:rPr>
-        <w:t>（一）对流雨</w:t>
-      </w:r>
-    </w:p>
-    <w:p>
-      <w:pPr>
-        <w:spacing w:before="0" w:after="60" w:line="269" w:lineRule="auto"/>
-      </w:pPr>
-      <w:r>
-        <w:rPr>
-          <w:rFonts w:ascii="宋体" w:hAnsi="宋体" w:eastAsia="宋体"/>
-          <w:b w:val="0"/>
-          <w:color w:val="1C1917"/>
-          <w:sz w:val="22"/>
-        </w:rPr>
-        <w:t>1. 笼罩：像笼子一样罩在上面；文中指乌云遮盖大地。（意思对即可）</w:t>
-      </w:r>
-    </w:p>
-    <w:p>
-      <w:pPr>
-        <w:spacing w:before="0" w:after="60" w:line="269" w:lineRule="auto"/>
-      </w:pPr>
-      <w:r>
-        <w:rPr>
-          <w:rFonts w:ascii="宋体" w:hAnsi="宋体" w:eastAsia="宋体"/>
-          <w:b w:val="0"/>
-          <w:color w:val="1C1917"/>
-          <w:sz w:val="22"/>
-        </w:rPr>
-        <w:t>2. 画第②自然段形成过程句（空气受热上升→遇冷凝结成雨……）</w:t>
-      </w:r>
-    </w:p>
-    <w:p>
-      <w:pPr>
-        <w:spacing w:before="0" w:after="60" w:line="269" w:lineRule="auto"/>
-      </w:pPr>
-      <w:r>
-        <w:rPr>
-          <w:rFonts w:ascii="宋体" w:hAnsi="宋体" w:eastAsia="宋体"/>
-          <w:b w:val="0"/>
-          <w:color w:val="1C1917"/>
-          <w:sz w:val="22"/>
-        </w:rPr>
-        <w:t>3. 开放题，能分类提问即可。</w:t>
-      </w:r>
-    </w:p>
-    <w:p>
-      <w:pPr>
-        <w:spacing w:before="0" w:after="60" w:line="269" w:lineRule="auto"/>
-      </w:pPr>
-      <w:r>
-        <w:rPr>
-          <w:rFonts w:ascii="宋体" w:hAnsi="宋体" w:eastAsia="宋体"/>
-          <w:b w:val="0"/>
-          <w:color w:val="1C1917"/>
-          <w:sz w:val="22"/>
-        </w:rPr>
-        <w:t>（二）纸上谈兵</w:t>
-      </w:r>
-    </w:p>
-    <w:p>
-      <w:pPr>
-        <w:spacing w:before="0" w:after="60" w:line="269" w:lineRule="auto"/>
-      </w:pPr>
-      <w:r>
-        <w:rPr>
-          <w:rFonts w:ascii="宋体" w:hAnsi="宋体" w:eastAsia="宋体"/>
-          <w:b w:val="0"/>
-          <w:color w:val="1C1917"/>
-          <w:sz w:val="22"/>
-        </w:rPr>
-        <w:t>1. 画掉：托管；嘱托（保留嘱咐）；预备（保留预先）</w:t>
-      </w:r>
-    </w:p>
-    <w:p>
-      <w:pPr>
-        <w:spacing w:before="0" w:after="60" w:line="269" w:lineRule="auto"/>
-      </w:pPr>
-      <w:r>
-        <w:rPr>
-          <w:rFonts w:ascii="宋体" w:hAnsi="宋体" w:eastAsia="宋体"/>
-          <w:b w:val="0"/>
-          <w:color w:val="1C1917"/>
-          <w:sz w:val="22"/>
-        </w:rPr>
-        <w:t>- 正确搭配：接替；嘱咐；预先</w:t>
-      </w:r>
-    </w:p>
-    <w:p>
-      <w:pPr>
-        <w:spacing w:before="0" w:after="60" w:line="269" w:lineRule="auto"/>
-      </w:pPr>
-      <w:r>
-        <w:rPr>
-          <w:rFonts w:ascii="宋体" w:hAnsi="宋体" w:eastAsia="宋体"/>
-          <w:b w:val="0"/>
-          <w:color w:val="1C1917"/>
-          <w:sz w:val="22"/>
-        </w:rPr>
-        <w:t>2. （1）口若悬河　（2）无计可施　（3）纸上谈兵</w:t>
-      </w:r>
-    </w:p>
-    <w:p>
-      <w:pPr>
-        <w:spacing w:before="0" w:after="60" w:line="269" w:lineRule="auto"/>
-      </w:pPr>
-      <w:r>
-        <w:rPr>
-          <w:rFonts w:ascii="宋体" w:hAnsi="宋体" w:eastAsia="宋体"/>
-          <w:b w:val="0"/>
-          <w:color w:val="1C1917"/>
-          <w:sz w:val="22"/>
-        </w:rPr>
-        <w:t>3. 示例：赵括只会纸上谈兵、骄傲自大，不听劝告，最终酿成大败。（言之有理即可）</w:t>
-      </w:r>
-    </w:p>
-    <w:p>
-      <w:pPr>
-        <w:spacing w:before="0" w:after="60" w:line="269" w:lineRule="auto"/>
-      </w:pPr>
-      <w:r>
-        <w:rPr>
-          <w:rFonts w:ascii="宋体" w:hAnsi="宋体" w:eastAsia="宋体"/>
-          <w:b w:val="0"/>
-          <w:color w:val="1C1917"/>
-          <w:sz w:val="22"/>
-        </w:rPr>
-        <w:t>4. 开放题。</w:t>
-      </w:r>
-    </w:p>
-    <w:p>
-      <w:pPr>
-        <w:spacing w:before="160" w:after="80" w:line="269" w:lineRule="auto"/>
-      </w:pPr>
-      <w:r>
-        <w:rPr>
-          <w:rFonts w:ascii="宋体" w:hAnsi="宋体" w:eastAsia="宋体"/>
-          <w:b/>
-          <w:color w:val="E85D04"/>
-          <w:sz w:val="24"/>
-        </w:rPr>
-        <w:t>七、习作</w:t>
-      </w:r>
-    </w:p>
-    <w:p>
-      <w:pPr>
-        <w:spacing w:before="0" w:after="60" w:line="269" w:lineRule="auto"/>
-      </w:pPr>
-      <w:r>
-        <w:rPr>
-          <w:rFonts w:ascii="宋体" w:hAnsi="宋体" w:eastAsia="宋体"/>
-          <w:b w:val="0"/>
-          <w:color w:val="1C1917"/>
-          <w:sz w:val="22"/>
-        </w:rPr>
-        <w:t>略（事例具体，写出人物与众不同的特点）</w:t>
-      </w:r>
-    </w:p>
-    <w:p>
-      <w:pPr>
-        <w:spacing w:before="200" w:after="60" w:line="269" w:lineRule="auto"/>
-      </w:pPr>
-      <w:r>
-        <w:rPr>
-          <w:rFonts w:ascii="宋体" w:hAnsi="宋体" w:eastAsia="宋体"/>
-          <w:b w:val="0"/>
-          <w:color w:val="C2410C"/>
-          <w:sz w:val="20"/>
-        </w:rPr>
         <w:t>□已对答案　□错题已入档</w:t>
       </w:r>
     </w:p>
     <w:sectPr>
       <w:pgSz w:w="11906" w:h="16838"/>
-      <w:pgMar w:top="794" w:right="964" w:bottom="794" w:left="964" w:header="720" w:footer="720" w:gutter="0"/>
+      <w:pgMar w:top="624" w:right="737" w:bottom="624" w:left="737" w:header="720" w:footer="720" w:gutter="0"/>
       <w:cols w:space="720"/>
       <w:docGrid w:linePitch="360"/>
     </w:sectPr>
@@ -884,7 +660,7 @@
     <w:rsid w:val="00FC693F"/>
     <w:rPr>
       <w:rFonts w:ascii="宋体" w:hAnsi="宋体" w:eastAsia="宋体"/>
-      <w:sz w:val="22"/>
+      <w:sz w:val="20"/>
     </w:rPr>
   </w:style>
   <w:style w:type="paragraph" w:styleId="Header">
